--- a/src/templates/Materialubersicht.docx
+++ b/src/templates/Materialubersicht.docx
@@ -10,12 +10,12 @@
         <w:tblLook w:val="04A0" w:firstRow="1" w:lastRow="0" w:firstColumn="1" w:lastColumn="0" w:noHBand="0" w:noVBand="1"/>
       </w:tblPr>
       <w:tblGrid>
-        <w:gridCol w:w="2797"/>
-        <w:gridCol w:w="1967"/>
-        <w:gridCol w:w="1409"/>
+        <w:gridCol w:w="2182"/>
+        <w:gridCol w:w="1879"/>
+        <w:gridCol w:w="1372"/>
         <w:gridCol w:w="1041"/>
-        <w:gridCol w:w="861"/>
-        <w:gridCol w:w="1276"/>
+        <w:gridCol w:w="841"/>
+        <w:gridCol w:w="2036"/>
       </w:tblGrid>
       <w:tr>
         <w:tc>
@@ -163,7 +163,7 @@
                 <w:sz w:val="20"/>
                 <w:szCs w:val="20"/>
               </w:rPr>
-              <w:t>{#materials}{pos}{/materials}</w:t>
+              <w:t>{#materials}{pos}</w:t>
             </w:r>
           </w:p>
         </w:tc>
@@ -269,6 +269,13 @@
                 <w:szCs w:val="20"/>
               </w:rPr>
               <w:t>{remarks}</w:t>
+            </w:r>
+            <w:r>
+              <w:rPr>
+                <w:sz w:val="20"/>
+                <w:szCs w:val="20"/>
+              </w:rPr>
+              <w:t>{/materials}</w:t>
             </w:r>
           </w:p>
         </w:tc>
@@ -896,6 +903,7 @@
   <w:style w:type="character" w:default="1" w:styleId="Domylnaczcionkaakapitu">
     <w:name w:val="Default Paragraph Font"/>
     <w:uiPriority w:val="1"/>
+    <w:semiHidden/>
     <w:unhideWhenUsed/>
   </w:style>
   <w:style w:type="table" w:default="1" w:styleId="Standardowy">

--- a/src/templates/Materialubersicht.docx
+++ b/src/templates/Materialubersicht.docx
@@ -6,278 +6,154 @@
       <w:tblPr>
         <w:tblStyle w:val="Tabela-Siatka"/>
         <w:tblW w:w="0" w:type="auto"/>
-        <w:tblInd w:w="-289" w:type="dxa"/>
+        <w:tblBorders>
+          <w:top w:val="none" w:sz="0" w:space="0" w:color="auto"/>
+          <w:left w:val="none" w:sz="0" w:space="0" w:color="auto"/>
+          <w:bottom w:val="none" w:sz="0" w:space="0" w:color="auto"/>
+          <w:right w:val="none" w:sz="0" w:space="0" w:color="auto"/>
+          <w:insideH w:val="none" w:sz="0" w:space="0" w:color="auto"/>
+          <w:insideV w:val="none" w:sz="0" w:space="0" w:color="auto"/>
+        </w:tblBorders>
         <w:tblLook w:val="04A0" w:firstRow="1" w:lastRow="0" w:firstColumn="1" w:lastColumn="0" w:noHBand="0" w:noVBand="1"/>
       </w:tblPr>
       <w:tblGrid>
-        <w:gridCol w:w="2182"/>
-        <w:gridCol w:w="1879"/>
-        <w:gridCol w:w="1372"/>
-        <w:gridCol w:w="1041"/>
-        <w:gridCol w:w="841"/>
-        <w:gridCol w:w="2036"/>
+        <w:gridCol w:w="4531"/>
+        <w:gridCol w:w="4531"/>
       </w:tblGrid>
       <w:tr>
         <w:tc>
           <w:tcPr>
-            <w:tcW w:w="2836" w:type="dxa"/>
+            <w:tcW w:w="4531" w:type="dxa"/>
+          </w:tcPr>
+          <w:p>
+            <w:proofErr w:type="spellStart"/>
+            <w:r>
+              <w:rPr>
+                <w:b/>
+                <w:bCs/>
+              </w:rPr>
+              <w:t>Kunde</w:t>
+            </w:r>
+            <w:proofErr w:type="spellEnd"/>
+            <w:r>
+              <w:rPr>
+                <w:b/>
+                <w:bCs/>
+              </w:rPr>
+              <w:t>:</w:t>
+            </w:r>
+            <w:r>
+              <w:t xml:space="preserve"> {</w:t>
+            </w:r>
+            <w:proofErr w:type="spellStart"/>
+            <w:r>
+              <w:t>kunde</w:t>
+            </w:r>
+            <w:proofErr w:type="spellEnd"/>
+            <w:r>
+              <w:t>}</w:t>
+            </w:r>
+          </w:p>
+          <w:p>
+            <w:proofErr w:type="spellStart"/>
+            <w:r>
+              <w:rPr>
+                <w:b/>
+                <w:bCs/>
+              </w:rPr>
+              <w:t>Adresse</w:t>
+            </w:r>
+            <w:proofErr w:type="spellEnd"/>
+            <w:r>
+              <w:rPr>
+                <w:b/>
+                <w:bCs/>
+              </w:rPr>
+              <w:t>:</w:t>
+            </w:r>
+            <w:r>
+              <w:t xml:space="preserve"> {</w:t>
+            </w:r>
+            <w:proofErr w:type="spellStart"/>
+            <w:r>
+              <w:t>adresse</w:t>
+            </w:r>
+            <w:proofErr w:type="spellEnd"/>
+            <w:r>
+              <w:t>}</w:t>
+            </w:r>
+          </w:p>
+          <w:p/>
+        </w:tc>
+        <w:tc>
+          <w:tcPr>
+            <w:tcW w:w="4531" w:type="dxa"/>
           </w:tcPr>
           <w:p>
             <w:pPr>
               <w:rPr>
-                <w:sz w:val="20"/>
-                <w:szCs w:val="20"/>
+                <w:b/>
+                <w:bCs/>
               </w:rPr>
             </w:pPr>
-            <w:r>
-              <w:rPr>
-                <w:sz w:val="20"/>
-                <w:szCs w:val="20"/>
-                <w:lang w:val="de-DE"/>
-              </w:rPr>
-              <w:t>Pos.</w:t>
+            <w:proofErr w:type="spellStart"/>
+            <w:r>
+              <w:rPr>
+                <w:b/>
+                <w:bCs/>
+              </w:rPr>
+              <w:t>Datum</w:t>
+            </w:r>
+            <w:proofErr w:type="spellEnd"/>
+            <w:r>
+              <w:rPr>
+                <w:b/>
+                <w:bCs/>
+              </w:rPr>
+              <w:t>:</w:t>
+            </w:r>
+            <w:r>
+              <w:t xml:space="preserve"> {</w:t>
+            </w:r>
+            <w:proofErr w:type="spellStart"/>
+            <w:r>
+              <w:t>datum</w:t>
+            </w:r>
+            <w:proofErr w:type="spellEnd"/>
+            <w:r>
+              <w:t>}</w:t>
             </w:r>
           </w:p>
-        </w:tc>
-        <w:tc>
-          <w:tcPr>
-            <w:tcW w:w="2041" w:type="dxa"/>
-          </w:tcPr>
           <w:p>
-            <w:pPr>
-              <w:rPr>
-                <w:sz w:val="20"/>
-                <w:szCs w:val="20"/>
-              </w:rPr>
-            </w:pPr>
-            <w:r>
-              <w:rPr>
-                <w:sz w:val="20"/>
-                <w:szCs w:val="20"/>
-                <w:lang w:val="de-DE"/>
-              </w:rPr>
-              <w:t>Material-Nr.</w:t>
+            <w:proofErr w:type="spellStart"/>
+            <w:r>
+              <w:rPr>
+                <w:b/>
+                <w:bCs/>
+              </w:rPr>
+              <w:t>Angebotsnummer</w:t>
+            </w:r>
+            <w:proofErr w:type="spellEnd"/>
+            <w:r>
+              <w:rPr>
+                <w:b/>
+                <w:bCs/>
+              </w:rPr>
+              <w:t>:</w:t>
+            </w:r>
+            <w:r>
+              <w:t xml:space="preserve"> {</w:t>
+            </w:r>
+            <w:proofErr w:type="spellStart"/>
+            <w:r>
+              <w:t>angebotNummer</w:t>
+            </w:r>
+            <w:proofErr w:type="spellEnd"/>
+            <w:r>
+              <w:t>}</w:t>
             </w:r>
           </w:p>
-        </w:tc>
-        <w:tc>
-          <w:tcPr>
-            <w:tcW w:w="1440" w:type="dxa"/>
-          </w:tcPr>
-          <w:p>
-            <w:pPr>
-              <w:rPr>
-                <w:sz w:val="20"/>
-                <w:szCs w:val="20"/>
-              </w:rPr>
-            </w:pPr>
-            <w:r>
-              <w:rPr>
-                <w:sz w:val="20"/>
-                <w:szCs w:val="20"/>
-                <w:lang w:val="de-DE"/>
-              </w:rPr>
-              <w:t>Bezeichnung</w:t>
-            </w:r>
-          </w:p>
-        </w:tc>
-        <w:tc>
-          <w:tcPr>
-            <w:tcW w:w="853" w:type="dxa"/>
-          </w:tcPr>
-          <w:p>
-            <w:pPr>
-              <w:rPr>
-                <w:sz w:val="20"/>
-                <w:szCs w:val="20"/>
-              </w:rPr>
-            </w:pPr>
-            <w:r>
-              <w:rPr>
-                <w:sz w:val="20"/>
-                <w:szCs w:val="20"/>
-                <w:lang w:val="de-DE"/>
-              </w:rPr>
-              <w:t>Menge</w:t>
-            </w:r>
-          </w:p>
-        </w:tc>
-        <w:tc>
-          <w:tcPr>
-            <w:tcW w:w="878" w:type="dxa"/>
-          </w:tcPr>
-          <w:p>
-            <w:pPr>
-              <w:rPr>
-                <w:sz w:val="20"/>
-                <w:szCs w:val="20"/>
-              </w:rPr>
-            </w:pPr>
-            <w:r>
-              <w:rPr>
-                <w:sz w:val="20"/>
-                <w:szCs w:val="20"/>
-                <w:lang w:val="de-DE"/>
-              </w:rPr>
-              <w:t>Einheit</w:t>
-            </w:r>
-          </w:p>
-        </w:tc>
-        <w:tc>
-          <w:tcPr>
-            <w:tcW w:w="1303" w:type="dxa"/>
-          </w:tcPr>
-          <w:p>
-            <w:pPr>
-              <w:rPr>
-                <w:sz w:val="20"/>
-                <w:szCs w:val="20"/>
-              </w:rPr>
-            </w:pPr>
-            <w:r>
-              <w:rPr>
-                <w:sz w:val="20"/>
-                <w:szCs w:val="20"/>
-                <w:lang w:val="de-DE"/>
-              </w:rPr>
-              <w:t>Bemerkung</w:t>
-            </w:r>
-          </w:p>
-        </w:tc>
-      </w:tr>
-      <w:tr>
-        <w:tc>
-          <w:tcPr>
-            <w:tcW w:w="2836" w:type="dxa"/>
-          </w:tcPr>
-          <w:p>
-            <w:pPr>
-              <w:rPr>
-                <w:sz w:val="20"/>
-                <w:szCs w:val="20"/>
-                <w:lang w:val="de-DE"/>
-              </w:rPr>
-            </w:pPr>
-            <w:r>
-              <w:rPr>
-                <w:sz w:val="20"/>
-                <w:szCs w:val="20"/>
-              </w:rPr>
-              <w:t>{#materials}{pos}</w:t>
-            </w:r>
-          </w:p>
-        </w:tc>
-        <w:tc>
-          <w:tcPr>
-            <w:tcW w:w="2041" w:type="dxa"/>
-          </w:tcPr>
-          <w:p>
-            <w:pPr>
-              <w:rPr>
-                <w:sz w:val="20"/>
-                <w:szCs w:val="20"/>
-                <w:lang w:val="de-DE"/>
-              </w:rPr>
-            </w:pPr>
-            <w:r>
-              <w:rPr>
-                <w:sz w:val="20"/>
-                <w:szCs w:val="20"/>
-              </w:rPr>
-              <w:t>{materialNumber}</w:t>
-            </w:r>
-          </w:p>
-        </w:tc>
-        <w:tc>
-          <w:tcPr>
-            <w:tcW w:w="1440" w:type="dxa"/>
-          </w:tcPr>
-          <w:p>
-            <w:pPr>
-              <w:rPr>
-                <w:sz w:val="20"/>
-                <w:szCs w:val="20"/>
-                <w:lang w:val="de-DE"/>
-              </w:rPr>
-            </w:pPr>
-            <w:r>
-              <w:rPr>
-                <w:sz w:val="20"/>
-                <w:szCs w:val="20"/>
-              </w:rPr>
-              <w:t>{name}</w:t>
-            </w:r>
-          </w:p>
-        </w:tc>
-        <w:tc>
-          <w:tcPr>
-            <w:tcW w:w="853" w:type="dxa"/>
-          </w:tcPr>
-          <w:p>
-            <w:pPr>
-              <w:rPr>
-                <w:sz w:val="20"/>
-                <w:szCs w:val="20"/>
-                <w:lang w:val="de-DE"/>
-              </w:rPr>
-            </w:pPr>
-            <w:r>
-              <w:rPr>
-                <w:sz w:val="20"/>
-                <w:szCs w:val="20"/>
-              </w:rPr>
-              <w:t>{quantity}</w:t>
-            </w:r>
-          </w:p>
-        </w:tc>
-        <w:tc>
-          <w:tcPr>
-            <w:tcW w:w="878" w:type="dxa"/>
-          </w:tcPr>
-          <w:p>
-            <w:pPr>
-              <w:rPr>
-                <w:sz w:val="20"/>
-                <w:szCs w:val="20"/>
-                <w:lang w:val="de-DE"/>
-              </w:rPr>
-            </w:pPr>
-            <w:r>
-              <w:rPr>
-                <w:sz w:val="20"/>
-                <w:szCs w:val="20"/>
-              </w:rPr>
-              <w:t>{unit}</w:t>
-            </w:r>
-          </w:p>
-        </w:tc>
-        <w:tc>
-          <w:tcPr>
-            <w:tcW w:w="1303" w:type="dxa"/>
-          </w:tcPr>
-          <w:p>
-            <w:pPr>
-              <w:rPr>
-                <w:sz w:val="20"/>
-                <w:szCs w:val="20"/>
-                <w:lang w:val="de-DE"/>
-              </w:rPr>
-            </w:pPr>
-            <w:r>
-              <w:rPr>
-                <w:sz w:val="20"/>
-                <w:szCs w:val="20"/>
-              </w:rPr>
-              <w:t>{remarks}</w:t>
-            </w:r>
-            <w:r>
-              <w:rPr>
-                <w:sz w:val="20"/>
-                <w:szCs w:val="20"/>
-              </w:rPr>
-              <w:t>{/materials}</w:t>
-            </w:r>
-          </w:p>
+          <w:p/>
         </w:tc>
       </w:tr>
     </w:tbl>
@@ -290,6 +166,375 @@
         </w:rPr>
       </w:pPr>
     </w:p>
+    <w:tbl>
+      <w:tblPr>
+        <w:tblStyle w:val="Tabela-Siatka"/>
+        <w:tblW w:w="0" w:type="auto"/>
+        <w:tblInd w:w="-289" w:type="dxa"/>
+        <w:tblLook w:val="04A0" w:firstRow="1" w:lastRow="0" w:firstColumn="1" w:lastColumn="0" w:noHBand="0" w:noVBand="1"/>
+      </w:tblPr>
+      <w:tblGrid>
+        <w:gridCol w:w="2139"/>
+        <w:gridCol w:w="1869"/>
+        <w:gridCol w:w="1403"/>
+        <w:gridCol w:w="1041"/>
+        <w:gridCol w:w="863"/>
+        <w:gridCol w:w="2036"/>
+      </w:tblGrid>
+      <w:tr>
+        <w:tc>
+          <w:tcPr>
+            <w:tcW w:w="2836" w:type="dxa"/>
+          </w:tcPr>
+          <w:p>
+            <w:pPr>
+              <w:rPr>
+                <w:b/>
+                <w:bCs/>
+                <w:sz w:val="20"/>
+                <w:szCs w:val="20"/>
+              </w:rPr>
+            </w:pPr>
+            <w:r>
+              <w:rPr>
+                <w:b/>
+                <w:bCs/>
+                <w:sz w:val="20"/>
+                <w:szCs w:val="20"/>
+                <w:lang w:val="de-DE"/>
+              </w:rPr>
+              <w:t>Pos.</w:t>
+            </w:r>
+          </w:p>
+        </w:tc>
+        <w:tc>
+          <w:tcPr>
+            <w:tcW w:w="2041" w:type="dxa"/>
+          </w:tcPr>
+          <w:p>
+            <w:pPr>
+              <w:rPr>
+                <w:b/>
+                <w:bCs/>
+                <w:sz w:val="20"/>
+                <w:szCs w:val="20"/>
+              </w:rPr>
+            </w:pPr>
+            <w:r>
+              <w:rPr>
+                <w:b/>
+                <w:bCs/>
+                <w:sz w:val="20"/>
+                <w:szCs w:val="20"/>
+                <w:lang w:val="de-DE"/>
+              </w:rPr>
+              <w:t>Material-Nr.</w:t>
+            </w:r>
+          </w:p>
+        </w:tc>
+        <w:tc>
+          <w:tcPr>
+            <w:tcW w:w="1440" w:type="dxa"/>
+          </w:tcPr>
+          <w:p>
+            <w:pPr>
+              <w:rPr>
+                <w:b/>
+                <w:bCs/>
+                <w:sz w:val="20"/>
+                <w:szCs w:val="20"/>
+              </w:rPr>
+            </w:pPr>
+            <w:r>
+              <w:rPr>
+                <w:b/>
+                <w:bCs/>
+                <w:sz w:val="20"/>
+                <w:szCs w:val="20"/>
+                <w:lang w:val="de-DE"/>
+              </w:rPr>
+              <w:t>Bezeichnung</w:t>
+            </w:r>
+          </w:p>
+        </w:tc>
+        <w:tc>
+          <w:tcPr>
+            <w:tcW w:w="853" w:type="dxa"/>
+          </w:tcPr>
+          <w:p>
+            <w:pPr>
+              <w:rPr>
+                <w:b/>
+                <w:bCs/>
+                <w:sz w:val="20"/>
+                <w:szCs w:val="20"/>
+              </w:rPr>
+            </w:pPr>
+            <w:r>
+              <w:rPr>
+                <w:b/>
+                <w:bCs/>
+                <w:sz w:val="20"/>
+                <w:szCs w:val="20"/>
+                <w:lang w:val="de-DE"/>
+              </w:rPr>
+              <w:t>Menge</w:t>
+            </w:r>
+          </w:p>
+        </w:tc>
+        <w:tc>
+          <w:tcPr>
+            <w:tcW w:w="878" w:type="dxa"/>
+          </w:tcPr>
+          <w:p>
+            <w:pPr>
+              <w:rPr>
+                <w:b/>
+                <w:bCs/>
+                <w:sz w:val="20"/>
+                <w:szCs w:val="20"/>
+              </w:rPr>
+            </w:pPr>
+            <w:r>
+              <w:rPr>
+                <w:b/>
+                <w:bCs/>
+                <w:sz w:val="20"/>
+                <w:szCs w:val="20"/>
+                <w:lang w:val="de-DE"/>
+              </w:rPr>
+              <w:t>Einheit</w:t>
+            </w:r>
+          </w:p>
+        </w:tc>
+        <w:tc>
+          <w:tcPr>
+            <w:tcW w:w="1303" w:type="dxa"/>
+          </w:tcPr>
+          <w:p>
+            <w:pPr>
+              <w:rPr>
+                <w:b/>
+                <w:bCs/>
+                <w:sz w:val="20"/>
+                <w:szCs w:val="20"/>
+              </w:rPr>
+            </w:pPr>
+            <w:r>
+              <w:rPr>
+                <w:b/>
+                <w:bCs/>
+                <w:sz w:val="20"/>
+                <w:szCs w:val="20"/>
+                <w:lang w:val="de-DE"/>
+              </w:rPr>
+              <w:t>Bemerkung</w:t>
+            </w:r>
+          </w:p>
+        </w:tc>
+      </w:tr>
+      <w:tr>
+        <w:tc>
+          <w:tcPr>
+            <w:tcW w:w="2836" w:type="dxa"/>
+          </w:tcPr>
+          <w:p>
+            <w:pPr>
+              <w:rPr>
+                <w:sz w:val="20"/>
+                <w:szCs w:val="20"/>
+                <w:lang w:val="de-DE"/>
+              </w:rPr>
+            </w:pPr>
+            <w:r>
+              <w:rPr>
+                <w:sz w:val="20"/>
+                <w:szCs w:val="20"/>
+              </w:rPr>
+              <w:t>{#materials}{pos}</w:t>
+            </w:r>
+          </w:p>
+        </w:tc>
+        <w:tc>
+          <w:tcPr>
+            <w:tcW w:w="2041" w:type="dxa"/>
+          </w:tcPr>
+          <w:p>
+            <w:pPr>
+              <w:rPr>
+                <w:sz w:val="20"/>
+                <w:szCs w:val="20"/>
+                <w:lang w:val="de-DE"/>
+              </w:rPr>
+            </w:pPr>
+            <w:r>
+              <w:rPr>
+                <w:sz w:val="20"/>
+                <w:szCs w:val="20"/>
+              </w:rPr>
+              <w:t>{</w:t>
+            </w:r>
+            <w:proofErr w:type="spellStart"/>
+            <w:r>
+              <w:rPr>
+                <w:sz w:val="20"/>
+                <w:szCs w:val="20"/>
+              </w:rPr>
+              <w:t>materialNumber</w:t>
+            </w:r>
+            <w:proofErr w:type="spellEnd"/>
+            <w:r>
+              <w:rPr>
+                <w:sz w:val="20"/>
+                <w:szCs w:val="20"/>
+              </w:rPr>
+              <w:t>}</w:t>
+            </w:r>
+          </w:p>
+        </w:tc>
+        <w:tc>
+          <w:tcPr>
+            <w:tcW w:w="1440" w:type="dxa"/>
+          </w:tcPr>
+          <w:p>
+            <w:pPr>
+              <w:rPr>
+                <w:sz w:val="20"/>
+                <w:szCs w:val="20"/>
+                <w:lang w:val="de-DE"/>
+              </w:rPr>
+            </w:pPr>
+            <w:r>
+              <w:rPr>
+                <w:sz w:val="20"/>
+                <w:szCs w:val="20"/>
+              </w:rPr>
+              <w:t>{</w:t>
+            </w:r>
+            <w:proofErr w:type="spellStart"/>
+            <w:r>
+              <w:rPr>
+                <w:sz w:val="20"/>
+                <w:szCs w:val="20"/>
+              </w:rPr>
+              <w:t>name</w:t>
+            </w:r>
+            <w:proofErr w:type="spellEnd"/>
+            <w:r>
+              <w:rPr>
+                <w:sz w:val="20"/>
+                <w:szCs w:val="20"/>
+              </w:rPr>
+              <w:t>}</w:t>
+            </w:r>
+          </w:p>
+        </w:tc>
+        <w:tc>
+          <w:tcPr>
+            <w:tcW w:w="853" w:type="dxa"/>
+          </w:tcPr>
+          <w:p>
+            <w:pPr>
+              <w:rPr>
+                <w:sz w:val="20"/>
+                <w:szCs w:val="20"/>
+                <w:lang w:val="de-DE"/>
+              </w:rPr>
+            </w:pPr>
+            <w:r>
+              <w:rPr>
+                <w:sz w:val="20"/>
+                <w:szCs w:val="20"/>
+              </w:rPr>
+              <w:t>{</w:t>
+            </w:r>
+            <w:proofErr w:type="spellStart"/>
+            <w:r>
+              <w:rPr>
+                <w:sz w:val="20"/>
+                <w:szCs w:val="20"/>
+              </w:rPr>
+              <w:t>quantity</w:t>
+            </w:r>
+            <w:proofErr w:type="spellEnd"/>
+            <w:r>
+              <w:rPr>
+                <w:sz w:val="20"/>
+                <w:szCs w:val="20"/>
+              </w:rPr>
+              <w:t>}</w:t>
+            </w:r>
+          </w:p>
+        </w:tc>
+        <w:tc>
+          <w:tcPr>
+            <w:tcW w:w="878" w:type="dxa"/>
+          </w:tcPr>
+          <w:p>
+            <w:pPr>
+              <w:rPr>
+                <w:sz w:val="20"/>
+                <w:szCs w:val="20"/>
+                <w:lang w:val="de-DE"/>
+              </w:rPr>
+            </w:pPr>
+            <w:r>
+              <w:rPr>
+                <w:sz w:val="20"/>
+                <w:szCs w:val="20"/>
+              </w:rPr>
+              <w:t>{unit}</w:t>
+            </w:r>
+          </w:p>
+        </w:tc>
+        <w:tc>
+          <w:tcPr>
+            <w:tcW w:w="1303" w:type="dxa"/>
+          </w:tcPr>
+          <w:p>
+            <w:pPr>
+              <w:rPr>
+                <w:sz w:val="20"/>
+                <w:szCs w:val="20"/>
+                <w:lang w:val="de-DE"/>
+              </w:rPr>
+            </w:pPr>
+            <w:r>
+              <w:rPr>
+                <w:sz w:val="20"/>
+                <w:szCs w:val="20"/>
+              </w:rPr>
+              <w:t>{</w:t>
+            </w:r>
+            <w:proofErr w:type="spellStart"/>
+            <w:r>
+              <w:rPr>
+                <w:sz w:val="20"/>
+                <w:szCs w:val="20"/>
+              </w:rPr>
+              <w:t>remarks</w:t>
+            </w:r>
+            <w:proofErr w:type="spellEnd"/>
+            <w:r>
+              <w:rPr>
+                <w:sz w:val="20"/>
+                <w:szCs w:val="20"/>
+              </w:rPr>
+              <w:t>}{/materials}</w:t>
+            </w:r>
+          </w:p>
+        </w:tc>
+      </w:tr>
+    </w:tbl>
+    <w:p>
+      <w:pPr>
+        <w:rPr>
+          <w:sz w:val="20"/>
+          <w:szCs w:val="20"/>
+          <w:lang w:val="en-US"/>
+        </w:rPr>
+      </w:pPr>
+    </w:p>
     <w:sectPr>
       <w:pgSz w:w="11906" w:h="16838"/>
       <w:pgMar w:top="1417" w:right="1417" w:bottom="1417" w:left="1417" w:header="708" w:footer="708" w:gutter="0"/>
@@ -298,6 +543,315 @@
     </w:sectPr>
   </w:body>
 </w:document>
+</file>
+
+<file path=word/numbering.xml><?xml version="1.0" encoding="utf-8"?>
+<w:numbering xmlns:wpc="http://schemas.microsoft.com/office/word/2010/wordprocessingCanvas" xmlns:cx="http://schemas.microsoft.com/office/drawing/2014/chartex" xmlns:cx1="http://schemas.microsoft.com/office/drawing/2015/9/8/chartex" xmlns:cx2="http://schemas.microsoft.com/office/drawing/2015/10/21/chartex" xmlns:cx3="http://schemas.microsoft.com/office/drawing/2016/5/9/chartex" xmlns:cx4="http://schemas.microsoft.com/office/drawing/2016/5/10/chartex" xmlns:cx5="http://schemas.microsoft.com/office/drawing/2016/5/11/chartex" xmlns:cx6="http://schemas.microsoft.com/office/drawing/2016/5/12/chartex" xmlns:cx7="http://schemas.microsoft.com/office/drawing/2016/5/13/chartex" xmlns:cx8="http://schemas.microsoft.com/office/drawing/2016/5/14/chartex" xmlns:mc="http://schemas.openxmlformats.org/markup-compatibility/2006" xmlns:aink="http://schemas.microsoft.com/office/drawing/2016/ink" xmlns:am3d="http://schemas.microsoft.com/office/drawing/2017/model3d" xmlns:o="urn:schemas-microsoft-com:office:office" xmlns:oel="http://schemas.microsoft.com/office/2019/extlst" xmlns:r="http://schemas.openxmlformats.org/officeDocument/2006/relationships" xmlns:m="http://schemas.openxmlformats.org/officeDocument/2006/math" xmlns:v="urn:schemas-microsoft-com:vml" xmlns:wp14="http://schemas.microsoft.com/office/word/2010/wordprocessingDrawing" xmlns:wp="http://schemas.openxmlformats.org/drawingml/2006/wordprocessingDrawing" xmlns:w10="urn:schemas-microsoft-com:office:word" xmlns:w="http://schemas.openxmlformats.org/wordprocessingml/2006/main" xmlns:w14="http://schemas.microsoft.com/office/word/2010/wordml" xmlns:w15="http://schemas.microsoft.com/office/word/2012/wordml" xmlns:w16cex="http://schemas.microsoft.com/office/word/2018/wordml/cex" xmlns:w16cid="http://schemas.microsoft.com/office/word/2016/wordml/cid" xmlns:w16="http://schemas.microsoft.com/office/word/2018/wordml" xmlns:w16du="http://schemas.microsoft.com/office/word/2023/wordml/word16du" xmlns:w16sdtdh="http://schemas.microsoft.com/office/word/2020/wordml/sdtdatahash" xmlns:w16sdtfl="http://schemas.microsoft.com/office/word/2024/wordml/sdtformatlock" xmlns:w16se="http://schemas.microsoft.com/office/word/2015/wordml/symex" xmlns:wpg="http://schemas.microsoft.com/office/word/2010/wordprocessingGroup" xmlns:wpi="http://schemas.microsoft.com/office/word/2010/wordprocessingInk" xmlns:wne="http://schemas.microsoft.com/office/word/2006/wordml" xmlns:wps="http://schemas.microsoft.com/office/word/2010/wordprocessingShape" mc:Ignorable="w14 w15 w16se w16cid w16 w16cex w16sdtdh w16sdtfl w16du wp14">
+  <w:abstractNum w:abstractNumId="0" w15:restartNumberingAfterBreak="0">
+    <w:nsid w:val="53E711B0"/>
+    <w:multiLevelType w:val="multilevel"/>
+    <w:tmpl w:val="76C49B56"/>
+    <w:lvl w:ilvl="0">
+      <w:start w:val="1"/>
+      <w:numFmt w:val="bullet"/>
+      <w:lvlText w:val=""/>
+      <w:lvlJc w:val="left"/>
+      <w:pPr>
+        <w:tabs>
+          <w:tab w:val="num" w:pos="720"/>
+        </w:tabs>
+        <w:ind w:left="720" w:hanging="360"/>
+      </w:pPr>
+      <w:rPr>
+        <w:rFonts w:ascii="Symbol" w:hAnsi="Symbol" w:hint="default"/>
+        <w:sz w:val="20"/>
+      </w:rPr>
+    </w:lvl>
+    <w:lvl w:ilvl="1" w:tentative="1">
+      <w:start w:val="1"/>
+      <w:numFmt w:val="bullet"/>
+      <w:lvlText w:val="o"/>
+      <w:lvlJc w:val="left"/>
+      <w:pPr>
+        <w:tabs>
+          <w:tab w:val="num" w:pos="1440"/>
+        </w:tabs>
+        <w:ind w:left="1440" w:hanging="360"/>
+      </w:pPr>
+      <w:rPr>
+        <w:rFonts w:ascii="Courier New" w:hAnsi="Courier New" w:hint="default"/>
+        <w:sz w:val="20"/>
+      </w:rPr>
+    </w:lvl>
+    <w:lvl w:ilvl="2" w:tentative="1">
+      <w:start w:val="1"/>
+      <w:numFmt w:val="bullet"/>
+      <w:lvlText w:val=""/>
+      <w:lvlJc w:val="left"/>
+      <w:pPr>
+        <w:tabs>
+          <w:tab w:val="num" w:pos="2160"/>
+        </w:tabs>
+        <w:ind w:left="2160" w:hanging="360"/>
+      </w:pPr>
+      <w:rPr>
+        <w:rFonts w:ascii="Wingdings" w:hAnsi="Wingdings" w:hint="default"/>
+        <w:sz w:val="20"/>
+      </w:rPr>
+    </w:lvl>
+    <w:lvl w:ilvl="3" w:tentative="1">
+      <w:start w:val="1"/>
+      <w:numFmt w:val="bullet"/>
+      <w:lvlText w:val=""/>
+      <w:lvlJc w:val="left"/>
+      <w:pPr>
+        <w:tabs>
+          <w:tab w:val="num" w:pos="2880"/>
+        </w:tabs>
+        <w:ind w:left="2880" w:hanging="360"/>
+      </w:pPr>
+      <w:rPr>
+        <w:rFonts w:ascii="Wingdings" w:hAnsi="Wingdings" w:hint="default"/>
+        <w:sz w:val="20"/>
+      </w:rPr>
+    </w:lvl>
+    <w:lvl w:ilvl="4" w:tentative="1">
+      <w:start w:val="1"/>
+      <w:numFmt w:val="bullet"/>
+      <w:lvlText w:val=""/>
+      <w:lvlJc w:val="left"/>
+      <w:pPr>
+        <w:tabs>
+          <w:tab w:val="num" w:pos="3600"/>
+        </w:tabs>
+        <w:ind w:left="3600" w:hanging="360"/>
+      </w:pPr>
+      <w:rPr>
+        <w:rFonts w:ascii="Wingdings" w:hAnsi="Wingdings" w:hint="default"/>
+        <w:sz w:val="20"/>
+      </w:rPr>
+    </w:lvl>
+    <w:lvl w:ilvl="5" w:tentative="1">
+      <w:start w:val="1"/>
+      <w:numFmt w:val="bullet"/>
+      <w:lvlText w:val=""/>
+      <w:lvlJc w:val="left"/>
+      <w:pPr>
+        <w:tabs>
+          <w:tab w:val="num" w:pos="4320"/>
+        </w:tabs>
+        <w:ind w:left="4320" w:hanging="360"/>
+      </w:pPr>
+      <w:rPr>
+        <w:rFonts w:ascii="Wingdings" w:hAnsi="Wingdings" w:hint="default"/>
+        <w:sz w:val="20"/>
+      </w:rPr>
+    </w:lvl>
+    <w:lvl w:ilvl="6" w:tentative="1">
+      <w:start w:val="1"/>
+      <w:numFmt w:val="bullet"/>
+      <w:lvlText w:val=""/>
+      <w:lvlJc w:val="left"/>
+      <w:pPr>
+        <w:tabs>
+          <w:tab w:val="num" w:pos="5040"/>
+        </w:tabs>
+        <w:ind w:left="5040" w:hanging="360"/>
+      </w:pPr>
+      <w:rPr>
+        <w:rFonts w:ascii="Wingdings" w:hAnsi="Wingdings" w:hint="default"/>
+        <w:sz w:val="20"/>
+      </w:rPr>
+    </w:lvl>
+    <w:lvl w:ilvl="7" w:tentative="1">
+      <w:start w:val="1"/>
+      <w:numFmt w:val="bullet"/>
+      <w:lvlText w:val=""/>
+      <w:lvlJc w:val="left"/>
+      <w:pPr>
+        <w:tabs>
+          <w:tab w:val="num" w:pos="5760"/>
+        </w:tabs>
+        <w:ind w:left="5760" w:hanging="360"/>
+      </w:pPr>
+      <w:rPr>
+        <w:rFonts w:ascii="Wingdings" w:hAnsi="Wingdings" w:hint="default"/>
+        <w:sz w:val="20"/>
+      </w:rPr>
+    </w:lvl>
+    <w:lvl w:ilvl="8" w:tentative="1">
+      <w:start w:val="1"/>
+      <w:numFmt w:val="bullet"/>
+      <w:lvlText w:val=""/>
+      <w:lvlJc w:val="left"/>
+      <w:pPr>
+        <w:tabs>
+          <w:tab w:val="num" w:pos="6480"/>
+        </w:tabs>
+        <w:ind w:left="6480" w:hanging="360"/>
+      </w:pPr>
+      <w:rPr>
+        <w:rFonts w:ascii="Wingdings" w:hAnsi="Wingdings" w:hint="default"/>
+        <w:sz w:val="20"/>
+      </w:rPr>
+    </w:lvl>
+  </w:abstractNum>
+  <w:abstractNum w:abstractNumId="1" w15:restartNumberingAfterBreak="0">
+    <w:nsid w:val="70107372"/>
+    <w:multiLevelType w:val="multilevel"/>
+    <w:tmpl w:val="61F2D86E"/>
+    <w:lvl w:ilvl="0">
+      <w:start w:val="1"/>
+      <w:numFmt w:val="bullet"/>
+      <w:lvlText w:val=""/>
+      <w:lvlJc w:val="left"/>
+      <w:pPr>
+        <w:tabs>
+          <w:tab w:val="num" w:pos="720"/>
+        </w:tabs>
+        <w:ind w:left="720" w:hanging="360"/>
+      </w:pPr>
+      <w:rPr>
+        <w:rFonts w:ascii="Symbol" w:hAnsi="Symbol" w:hint="default"/>
+        <w:sz w:val="20"/>
+      </w:rPr>
+    </w:lvl>
+    <w:lvl w:ilvl="1" w:tentative="1">
+      <w:start w:val="1"/>
+      <w:numFmt w:val="bullet"/>
+      <w:lvlText w:val="o"/>
+      <w:lvlJc w:val="left"/>
+      <w:pPr>
+        <w:tabs>
+          <w:tab w:val="num" w:pos="1440"/>
+        </w:tabs>
+        <w:ind w:left="1440" w:hanging="360"/>
+      </w:pPr>
+      <w:rPr>
+        <w:rFonts w:ascii="Courier New" w:hAnsi="Courier New" w:hint="default"/>
+        <w:sz w:val="20"/>
+      </w:rPr>
+    </w:lvl>
+    <w:lvl w:ilvl="2" w:tentative="1">
+      <w:start w:val="1"/>
+      <w:numFmt w:val="bullet"/>
+      <w:lvlText w:val=""/>
+      <w:lvlJc w:val="left"/>
+      <w:pPr>
+        <w:tabs>
+          <w:tab w:val="num" w:pos="2160"/>
+        </w:tabs>
+        <w:ind w:left="2160" w:hanging="360"/>
+      </w:pPr>
+      <w:rPr>
+        <w:rFonts w:ascii="Wingdings" w:hAnsi="Wingdings" w:hint="default"/>
+        <w:sz w:val="20"/>
+      </w:rPr>
+    </w:lvl>
+    <w:lvl w:ilvl="3" w:tentative="1">
+      <w:start w:val="1"/>
+      <w:numFmt w:val="bullet"/>
+      <w:lvlText w:val=""/>
+      <w:lvlJc w:val="left"/>
+      <w:pPr>
+        <w:tabs>
+          <w:tab w:val="num" w:pos="2880"/>
+        </w:tabs>
+        <w:ind w:left="2880" w:hanging="360"/>
+      </w:pPr>
+      <w:rPr>
+        <w:rFonts w:ascii="Wingdings" w:hAnsi="Wingdings" w:hint="default"/>
+        <w:sz w:val="20"/>
+      </w:rPr>
+    </w:lvl>
+    <w:lvl w:ilvl="4" w:tentative="1">
+      <w:start w:val="1"/>
+      <w:numFmt w:val="bullet"/>
+      <w:lvlText w:val=""/>
+      <w:lvlJc w:val="left"/>
+      <w:pPr>
+        <w:tabs>
+          <w:tab w:val="num" w:pos="3600"/>
+        </w:tabs>
+        <w:ind w:left="3600" w:hanging="360"/>
+      </w:pPr>
+      <w:rPr>
+        <w:rFonts w:ascii="Wingdings" w:hAnsi="Wingdings" w:hint="default"/>
+        <w:sz w:val="20"/>
+      </w:rPr>
+    </w:lvl>
+    <w:lvl w:ilvl="5" w:tentative="1">
+      <w:start w:val="1"/>
+      <w:numFmt w:val="bullet"/>
+      <w:lvlText w:val=""/>
+      <w:lvlJc w:val="left"/>
+      <w:pPr>
+        <w:tabs>
+          <w:tab w:val="num" w:pos="4320"/>
+        </w:tabs>
+        <w:ind w:left="4320" w:hanging="360"/>
+      </w:pPr>
+      <w:rPr>
+        <w:rFonts w:ascii="Wingdings" w:hAnsi="Wingdings" w:hint="default"/>
+        <w:sz w:val="20"/>
+      </w:rPr>
+    </w:lvl>
+    <w:lvl w:ilvl="6" w:tentative="1">
+      <w:start w:val="1"/>
+      <w:numFmt w:val="bullet"/>
+      <w:lvlText w:val=""/>
+      <w:lvlJc w:val="left"/>
+      <w:pPr>
+        <w:tabs>
+          <w:tab w:val="num" w:pos="5040"/>
+        </w:tabs>
+        <w:ind w:left="5040" w:hanging="360"/>
+      </w:pPr>
+      <w:rPr>
+        <w:rFonts w:ascii="Wingdings" w:hAnsi="Wingdings" w:hint="default"/>
+        <w:sz w:val="20"/>
+      </w:rPr>
+    </w:lvl>
+    <w:lvl w:ilvl="7" w:tentative="1">
+      <w:start w:val="1"/>
+      <w:numFmt w:val="bullet"/>
+      <w:lvlText w:val=""/>
+      <w:lvlJc w:val="left"/>
+      <w:pPr>
+        <w:tabs>
+          <w:tab w:val="num" w:pos="5760"/>
+        </w:tabs>
+        <w:ind w:left="5760" w:hanging="360"/>
+      </w:pPr>
+      <w:rPr>
+        <w:rFonts w:ascii="Wingdings" w:hAnsi="Wingdings" w:hint="default"/>
+        <w:sz w:val="20"/>
+      </w:rPr>
+    </w:lvl>
+    <w:lvl w:ilvl="8" w:tentative="1">
+      <w:start w:val="1"/>
+      <w:numFmt w:val="bullet"/>
+      <w:lvlText w:val=""/>
+      <w:lvlJc w:val="left"/>
+      <w:pPr>
+        <w:tabs>
+          <w:tab w:val="num" w:pos="6480"/>
+        </w:tabs>
+        <w:ind w:left="6480" w:hanging="360"/>
+      </w:pPr>
+      <w:rPr>
+        <w:rFonts w:ascii="Wingdings" w:hAnsi="Wingdings" w:hint="default"/>
+        <w:sz w:val="20"/>
+      </w:rPr>
+    </w:lvl>
+  </w:abstractNum>
+  <w:num w:numId="1" w16cid:durableId="1162625996">
+    <w:abstractNumId w:val="1"/>
+  </w:num>
+  <w:num w:numId="2" w16cid:durableId="1532063268">
+    <w:abstractNumId w:val="0"/>
+  </w:num>
+</w:numbering>
 </file>
 
 <file path=word/styles.xml><?xml version="1.0" encoding="utf-8"?>
@@ -700,6 +1254,7 @@
   <w:style w:type="paragraph" w:default="1" w:styleId="Normalny">
     <w:name w:val="Normal"/>
     <w:qFormat/>
+    <w:rsid w:val="001C63FE"/>
   </w:style>
   <w:style w:type="paragraph" w:styleId="Nagwek1">
     <w:name w:val="heading 1"/>
@@ -903,7 +1458,6 @@
   <w:style w:type="character" w:default="1" w:styleId="Domylnaczcionkaakapitu">
     <w:name w:val="Default Paragraph Font"/>
     <w:uiPriority w:val="1"/>
-    <w:semiHidden/>
     <w:unhideWhenUsed/>
   </w:style>
   <w:style w:type="table" w:default="1" w:styleId="Standardowy">
@@ -1552,4 +2106,16 @@
     </a:ext>
   </a:extLst>
 </a:theme>
+</file>
+
+<file path=customXml/item1.xml><?xml version="1.0" encoding="utf-8"?>
+<b:Sources xmlns:b="http://schemas.openxmlformats.org/officeDocument/2006/bibliography" xmlns="http://schemas.openxmlformats.org/officeDocument/2006/bibliography" SelectedStyle="\APASixthEditionOfficeOnline.xsl" StyleName="APA" Version="6"/>
+</file>
+
+<file path=customXml/itemProps1.xml><?xml version="1.0" encoding="utf-8"?>
+<ds:datastoreItem xmlns:ds="http://schemas.openxmlformats.org/officeDocument/2006/customXml" ds:itemID="{6A41BEF0-BE0A-4E35-BB04-1C023CCE0918}">
+  <ds:schemaRefs>
+    <ds:schemaRef ds:uri="http://schemas.openxmlformats.org/officeDocument/2006/bibliography"/>
+  </ds:schemaRefs>
+</ds:datastoreItem>
 </file>